--- a/evals/learning-loop-v2/patients/P014/materials/就诊材料.docx
+++ b/evals/learning-loop-v2/patients/P014/materials/就诊材料.docx
@@ -27,6 +27,24 @@
           <w:sz w:val="22"/>
         </w:rPr>
         <w:t xml:space="preserve">女，1961年生</w:t>
+      </w:r>
+    </w:p>
+    <w:p>
+      <w:r>
+        <w:rPr>
+          <w:rFonts w:eastAsia="PingFang SC"/>
+          <w:sz w:val="22"/>
+        </w:rPr>
+        <w:t xml:space="preserve">预约项目：血脂、尿常规。此页尚未回报结果，无测量数值。</w:t>
+      </w:r>
+    </w:p>
+    <w:p>
+      <w:r>
+        <w:rPr>
+          <w:rFonts w:eastAsia="PingFang SC"/>
+          <w:sz w:val="22"/>
+        </w:rPr>
+        <w:t xml:space="preserve"/>
       </w:r>
     </w:p>
     <w:p>
@@ -65,24 +83,6 @@
         <w:t xml:space="preserve">复查肝胆影像，近期无发热，右肩牵涉不适已缓解。</w:t>
       </w:r>
     </w:p>
-    <w:p>
-      <w:r>
-        <w:rPr>
-          <w:rFonts w:eastAsia="PingFang SC"/>
-          <w:sz w:val="22"/>
-        </w:rPr>
-        <w:t xml:space="preserve"/>
-      </w:r>
-    </w:p>
-    <w:p>
-      <w:r>
-        <w:rPr>
-          <w:rFonts w:eastAsia="PingFang SC"/>
-          <w:sz w:val="22"/>
-        </w:rPr>
-        <w:t xml:space="preserve">预约项目：血脂、尿常规。此页尚未回报结果，无测量数值。</w:t>
-      </w:r>
-    </w:p>
     <w:sectPr>
       <w:pgSz w:w="11906" w:h="16838"/>
     </w:sectPr>
